--- a/Teoria Paradigma Funcional/Resumen Paradigma Funcional.docx
+++ b/Teoria Paradigma Funcional/Resumen Paradigma Funcional.docx
@@ -10,6 +10,7 @@
       </w:pPr>
       <w:r>
         <w:rPr>
+          <w:noProof/>
           <w:lang w:val="es-419"/>
         </w:rPr>
         <w:drawing>
@@ -76,6 +77,7 @@
       </w:pPr>
       <w:r>
         <w:rPr>
+          <w:noProof/>
           <w:lang w:val="es-419"/>
         </w:rPr>
         <w:drawing>
@@ -126,6 +128,7 @@
       </w:pPr>
       <w:r>
         <w:rPr>
+          <w:noProof/>
           <w:lang w:val="es-419"/>
         </w:rPr>
         <w:drawing>
@@ -192,6 +195,7 @@
       </w:pPr>
       <w:r>
         <w:rPr>
+          <w:noProof/>
           <w:lang w:val="es-419"/>
         </w:rPr>
         <w:lastRenderedPageBreak/>
@@ -245,21 +249,7 @@
         <w:rPr>
           <w:lang w:val="es-419"/>
         </w:rPr>
-        <w:t xml:space="preserve">Tipos de Datos y Operadores </w:t>
-      </w:r>
-      <w:proofErr w:type="spellStart"/>
-      <w:r>
-        <w:rPr>
-          <w:lang w:val="es-419"/>
-        </w:rPr>
-        <w:t>Logicos</w:t>
-      </w:r>
-      <w:proofErr w:type="spellEnd"/>
-      <w:r>
-        <w:rPr>
-          <w:lang w:val="es-419"/>
-        </w:rPr>
-        <w:t xml:space="preserve"> en Haskell</w:t>
+        <w:t>Tipos de Datos y Operadores Logicos en Haskell</w:t>
       </w:r>
     </w:p>
     <w:p>
@@ -273,6 +263,7 @@
       </w:pPr>
       <w:r>
         <w:rPr>
+          <w:noProof/>
           <w:lang w:val="es-419"/>
         </w:rPr>
         <w:drawing>
@@ -323,6 +314,7 @@
       </w:pPr>
       <w:r>
         <w:rPr>
+          <w:noProof/>
           <w:lang w:val="es-419"/>
         </w:rPr>
         <w:drawing>
@@ -373,6 +365,7 @@
       </w:pPr>
       <w:r>
         <w:rPr>
+          <w:noProof/>
           <w:lang w:val="es-419"/>
         </w:rPr>
         <w:drawing>
@@ -423,6 +416,7 @@
       </w:pPr>
       <w:r>
         <w:rPr>
+          <w:noProof/>
           <w:lang w:val="es-419"/>
         </w:rPr>
         <w:lastRenderedPageBreak/>
@@ -474,6 +468,7 @@
       </w:pPr>
       <w:r>
         <w:rPr>
+          <w:noProof/>
           <w:lang w:val="es-419"/>
         </w:rPr>
         <w:drawing>
@@ -524,6 +519,7 @@
       </w:pPr>
       <w:r>
         <w:rPr>
+          <w:noProof/>
           <w:lang w:val="es-419"/>
         </w:rPr>
         <w:drawing>
@@ -574,6 +570,7 @@
       </w:pPr>
       <w:r>
         <w:rPr>
+          <w:noProof/>
           <w:lang w:val="es-419"/>
         </w:rPr>
         <w:lastRenderedPageBreak/>
@@ -623,13 +620,15 @@
           <w:lang w:val="es-419"/>
         </w:rPr>
       </w:pPr>
-      <w:r>
-        <w:rPr>
+      <w:bookmarkStart w:id="0" w:name="_GoBack"/>
+      <w:r>
+        <w:rPr>
+          <w:noProof/>
           <w:lang w:val="es-419"/>
         </w:rPr>
         <w:drawing>
-          <wp:inline distT="0" distB="0" distL="0" distR="0" wp14:anchorId="2F7E2119" wp14:editId="14C89852">
-            <wp:extent cx="5696745" cy="2419688"/>
+          <wp:inline distT="0" distB="0" distL="0" distR="0" wp14:anchorId="2F7E2119" wp14:editId="54220DA8">
+            <wp:extent cx="4457700" cy="1893405"/>
             <wp:effectExtent l="0" t="0" r="0" b="0"/>
             <wp:docPr id="13" name="Imagen 13"/>
             <wp:cNvGraphicFramePr>
@@ -651,7 +650,7 @@
                   <pic:spPr>
                     <a:xfrm>
                       <a:off x="0" y="0"/>
-                      <a:ext cx="5696745" cy="2419688"/>
+                      <a:ext cx="4473351" cy="1900053"/>
                     </a:xfrm>
                     <a:prstGeom prst="rect">
                       <a:avLst/>
@@ -663,6 +662,7 @@
           </wp:inline>
         </w:drawing>
       </w:r>
+      <w:bookmarkEnd w:id="0"/>
     </w:p>
     <w:p>
       <w:pPr>
@@ -675,6 +675,7 @@
       </w:pPr>
       <w:r>
         <w:rPr>
+          <w:noProof/>
           <w:lang w:val="es-419"/>
         </w:rPr>
         <w:drawing>
@@ -725,12 +726,12 @@
       </w:pPr>
       <w:r>
         <w:rPr>
-          <w:lang w:val="es-419"/>
-        </w:rPr>
-        <w:lastRenderedPageBreak/>
+          <w:noProof/>
+          <w:lang w:val="es-419"/>
+        </w:rPr>
         <w:drawing>
-          <wp:inline distT="0" distB="0" distL="0" distR="0" wp14:anchorId="08101590" wp14:editId="6C17DCB9">
-            <wp:extent cx="5753903" cy="2076740"/>
+          <wp:inline distT="0" distB="0" distL="0" distR="0" wp14:anchorId="08101590" wp14:editId="71727A7E">
+            <wp:extent cx="5038725" cy="1818613"/>
             <wp:effectExtent l="0" t="0" r="0" b="0"/>
             <wp:docPr id="15" name="Imagen 15"/>
             <wp:cNvGraphicFramePr>
@@ -752,7 +753,7 @@
                   <pic:spPr>
                     <a:xfrm>
                       <a:off x="0" y="0"/>
-                      <a:ext cx="5753903" cy="2076740"/>
+                      <a:ext cx="5049908" cy="1822649"/>
                     </a:xfrm>
                     <a:prstGeom prst="rect">
                       <a:avLst/>
@@ -774,8 +775,144 @@
           <w:lang w:val="es-419"/>
         </w:rPr>
       </w:pPr>
-      <w:bookmarkStart w:id="0" w:name="_GoBack"/>
-      <w:bookmarkEnd w:id="0"/>
+      <w:r>
+        <w:rPr>
+          <w:lang w:val="es-419"/>
+        </w:rPr>
+        <w:lastRenderedPageBreak/>
+        <w:drawing>
+          <wp:inline distT="0" distB="0" distL="0" distR="0" wp14:anchorId="4B9E9AD0" wp14:editId="2DE64A19">
+            <wp:extent cx="4619625" cy="2511529"/>
+            <wp:effectExtent l="0" t="0" r="0" b="3175"/>
+            <wp:docPr id="5" name="Imagen 5"/>
+            <wp:cNvGraphicFramePr>
+              <a:graphicFrameLocks xmlns:a="http://schemas.openxmlformats.org/drawingml/2006/main" noChangeAspect="1"/>
+            </wp:cNvGraphicFramePr>
+            <a:graphic xmlns:a="http://schemas.openxmlformats.org/drawingml/2006/main">
+              <a:graphicData uri="http://schemas.openxmlformats.org/drawingml/2006/picture">
+                <pic:pic xmlns:pic="http://schemas.openxmlformats.org/drawingml/2006/picture">
+                  <pic:nvPicPr>
+                    <pic:cNvPr id="1" name=""/>
+                    <pic:cNvPicPr/>
+                  </pic:nvPicPr>
+                  <pic:blipFill>
+                    <a:blip r:embed="rId18"/>
+                    <a:stretch>
+                      <a:fillRect/>
+                    </a:stretch>
+                  </pic:blipFill>
+                  <pic:spPr>
+                    <a:xfrm>
+                      <a:off x="0" y="0"/>
+                      <a:ext cx="4633883" cy="2519280"/>
+                    </a:xfrm>
+                    <a:prstGeom prst="rect">
+                      <a:avLst/>
+                    </a:prstGeom>
+                  </pic:spPr>
+                </pic:pic>
+              </a:graphicData>
+            </a:graphic>
+          </wp:inline>
+        </w:drawing>
+      </w:r>
+    </w:p>
+    <w:p>
+      <w:pPr>
+        <w:rPr>
+          <w:lang w:val="es-419"/>
+        </w:rPr>
+      </w:pPr>
+      <w:r>
+        <w:rPr>
+          <w:lang w:val="es-419"/>
+        </w:rPr>
+        <w:drawing>
+          <wp:inline distT="0" distB="0" distL="0" distR="0" wp14:anchorId="3FB55BE4" wp14:editId="64646F2F">
+            <wp:extent cx="4343400" cy="3003778"/>
+            <wp:effectExtent l="0" t="0" r="0" b="6350"/>
+            <wp:docPr id="16" name="Imagen 16"/>
+            <wp:cNvGraphicFramePr>
+              <a:graphicFrameLocks xmlns:a="http://schemas.openxmlformats.org/drawingml/2006/main" noChangeAspect="1"/>
+            </wp:cNvGraphicFramePr>
+            <a:graphic xmlns:a="http://schemas.openxmlformats.org/drawingml/2006/main">
+              <a:graphicData uri="http://schemas.openxmlformats.org/drawingml/2006/picture">
+                <pic:pic xmlns:pic="http://schemas.openxmlformats.org/drawingml/2006/picture">
+                  <pic:nvPicPr>
+                    <pic:cNvPr id="1" name=""/>
+                    <pic:cNvPicPr/>
+                  </pic:nvPicPr>
+                  <pic:blipFill>
+                    <a:blip r:embed="rId19"/>
+                    <a:stretch>
+                      <a:fillRect/>
+                    </a:stretch>
+                  </pic:blipFill>
+                  <pic:spPr>
+                    <a:xfrm>
+                      <a:off x="0" y="0"/>
+                      <a:ext cx="4375192" cy="3025765"/>
+                    </a:xfrm>
+                    <a:prstGeom prst="rect">
+                      <a:avLst/>
+                    </a:prstGeom>
+                  </pic:spPr>
+                </pic:pic>
+              </a:graphicData>
+            </a:graphic>
+          </wp:inline>
+        </w:drawing>
+      </w:r>
+    </w:p>
+    <w:p>
+      <w:pPr>
+        <w:tabs>
+          <w:tab w:val="left" w:pos="1725"/>
+        </w:tabs>
+        <w:rPr>
+          <w:lang w:val="es-419"/>
+        </w:rPr>
+      </w:pPr>
+      <w:r>
+        <w:rPr>
+          <w:lang w:val="es-419"/>
+        </w:rPr>
+        <w:drawing>
+          <wp:inline distT="0" distB="0" distL="0" distR="0" wp14:anchorId="7C43649E" wp14:editId="0E048562">
+            <wp:extent cx="4733925" cy="2698057"/>
+            <wp:effectExtent l="0" t="0" r="0" b="7620"/>
+            <wp:docPr id="17" name="Imagen 17"/>
+            <wp:cNvGraphicFramePr>
+              <a:graphicFrameLocks xmlns:a="http://schemas.openxmlformats.org/drawingml/2006/main" noChangeAspect="1"/>
+            </wp:cNvGraphicFramePr>
+            <a:graphic xmlns:a="http://schemas.openxmlformats.org/drawingml/2006/main">
+              <a:graphicData uri="http://schemas.openxmlformats.org/drawingml/2006/picture">
+                <pic:pic xmlns:pic="http://schemas.openxmlformats.org/drawingml/2006/picture">
+                  <pic:nvPicPr>
+                    <pic:cNvPr id="1" name=""/>
+                    <pic:cNvPicPr/>
+                  </pic:nvPicPr>
+                  <pic:blipFill>
+                    <a:blip r:embed="rId20"/>
+                    <a:stretch>
+                      <a:fillRect/>
+                    </a:stretch>
+                  </pic:blipFill>
+                  <pic:spPr>
+                    <a:xfrm>
+                      <a:off x="0" y="0"/>
+                      <a:ext cx="4743918" cy="2703752"/>
+                    </a:xfrm>
+                    <a:prstGeom prst="rect">
+                      <a:avLst/>
+                    </a:prstGeom>
+                  </pic:spPr>
+                </pic:pic>
+              </a:graphicData>
+            </a:graphic>
+          </wp:inline>
+        </w:drawing>
+      </w:r>
     </w:p>
     <w:sectPr>
       <w:pgSz w:w="11906" w:h="16838"/>
